--- a/Desafio 2 - Projeto - 11062025/Grupo_01_Proposta_de_Projeto v2.docx
+++ b/Desafio 2 - Projeto - 11062025/Grupo_01_Proposta_de_Projeto v2.docx
@@ -415,7 +415,23 @@
           <w:sz w:val="22"/>
           <w:szCs w:val="22"/>
         </w:rPr>
-        <w:t>Profissionais e empresas da área de contabilidade, finanças e tecnologia, especialmente aqueles envolvidos com automação de processos fiscais, compliance tributário e extração de dados de documentos fiscais (como notas fiscais eletrônicas).</w:t>
+        <w:t xml:space="preserve">Profissionais e empresas da área de contabilidade, finanças e tecnologia, especialmente aqueles envolvidos com automação de processos fiscais, </w:t>
+      </w:r>
+      <w:proofErr w:type="spellStart"/>
+      <w:r>
+        <w:rPr>
+          <w:sz w:val="22"/>
+          <w:szCs w:val="22"/>
+        </w:rPr>
+        <w:t>compliance</w:t>
+      </w:r>
+      <w:proofErr w:type="spellEnd"/>
+      <w:r>
+        <w:rPr>
+          <w:sz w:val="22"/>
+          <w:szCs w:val="22"/>
+        </w:rPr>
+        <w:t xml:space="preserve"> tributário e extração de dados de documentos fiscais (como notas fiscais eletrônicas).</w:t>
       </w:r>
     </w:p>
     <w:p>
@@ -1185,7 +1201,39 @@
           <w:sz w:val="22"/>
           <w:szCs w:val="22"/>
         </w:rPr>
-        <w:t xml:space="preserve"> Acessa um Large Language Model (LLM) e, utilizando os dados da Base de Conhecimento, responde às perguntas dos usuários sobre as informações fiscais.</w:t>
+        <w:t xml:space="preserve"> Acessa um </w:t>
+      </w:r>
+      <w:proofErr w:type="spellStart"/>
+      <w:r>
+        <w:rPr>
+          <w:sz w:val="22"/>
+          <w:szCs w:val="22"/>
+        </w:rPr>
+        <w:t>Large</w:t>
+      </w:r>
+      <w:proofErr w:type="spellEnd"/>
+      <w:r>
+        <w:rPr>
+          <w:sz w:val="22"/>
+          <w:szCs w:val="22"/>
+        </w:rPr>
+        <w:t xml:space="preserve"> </w:t>
+      </w:r>
+      <w:proofErr w:type="spellStart"/>
+      <w:r>
+        <w:rPr>
+          <w:sz w:val="22"/>
+          <w:szCs w:val="22"/>
+        </w:rPr>
+        <w:t>Language</w:t>
+      </w:r>
+      <w:proofErr w:type="spellEnd"/>
+      <w:r>
+        <w:rPr>
+          <w:sz w:val="22"/>
+          <w:szCs w:val="22"/>
+        </w:rPr>
+        <w:t xml:space="preserve"> Model (LLM) e, utilizando os dados da Base de Conhecimento, responde às perguntas dos usuários sobre as informações fiscais.</w:t>
       </w:r>
     </w:p>
     <w:p>
@@ -1341,7 +1389,23 @@
           <w:sz w:val="22"/>
           <w:szCs w:val="22"/>
         </w:rPr>
-        <w:t>O sistema será desenvolvido seguindo uma arquitetura multi-agente composta por três agentes especializados:</w:t>
+        <w:t xml:space="preserve">O sistema será desenvolvido seguindo uma arquitetura </w:t>
+      </w:r>
+      <w:proofErr w:type="spellStart"/>
+      <w:r>
+        <w:rPr>
+          <w:sz w:val="22"/>
+          <w:szCs w:val="22"/>
+        </w:rPr>
+        <w:t>multi-agente</w:t>
+      </w:r>
+      <w:proofErr w:type="spellEnd"/>
+      <w:r>
+        <w:rPr>
+          <w:sz w:val="22"/>
+          <w:szCs w:val="22"/>
+        </w:rPr>
+        <w:t xml:space="preserve"> composta por três agentes especializados:</w:t>
       </w:r>
     </w:p>
     <w:p>
@@ -1390,7 +1454,23 @@
           <w:sz w:val="22"/>
           <w:szCs w:val="22"/>
         </w:rPr>
-        <w:t>Responsabilidade: Obter e pré-processar documentos fiscais</w:t>
+        <w:t xml:space="preserve">Responsabilidade: Obter e </w:t>
+      </w:r>
+      <w:proofErr w:type="spellStart"/>
+      <w:r>
+        <w:rPr>
+          <w:sz w:val="22"/>
+          <w:szCs w:val="22"/>
+        </w:rPr>
+        <w:t>pré</w:t>
+      </w:r>
+      <w:proofErr w:type="spellEnd"/>
+      <w:r>
+        <w:rPr>
+          <w:sz w:val="22"/>
+          <w:szCs w:val="22"/>
+        </w:rPr>
+        <w:t>-processar documentos fiscais</w:t>
       </w:r>
     </w:p>
     <w:p>
@@ -1716,7 +1796,23 @@
           <w:sz w:val="22"/>
           <w:szCs w:val="22"/>
         </w:rPr>
-        <w:t>Integração com LLMs para consultas em linguagem natural</w:t>
+        <w:t xml:space="preserve">Integração com </w:t>
+      </w:r>
+      <w:proofErr w:type="spellStart"/>
+      <w:r>
+        <w:rPr>
+          <w:sz w:val="22"/>
+          <w:szCs w:val="22"/>
+        </w:rPr>
+        <w:t>LLMs</w:t>
+      </w:r>
+      <w:proofErr w:type="spellEnd"/>
+      <w:r>
+        <w:rPr>
+          <w:sz w:val="22"/>
+          <w:szCs w:val="22"/>
+        </w:rPr>
+        <w:t xml:space="preserve"> para consultas em linguagem natural</w:t>
       </w:r>
     </w:p>
     <w:p>
@@ -1839,8 +1935,18 @@
           <w:sz w:val="22"/>
           <w:szCs w:val="22"/>
         </w:rPr>
-        <w:t>Armazenamento e Acesso a LLMs</w:t>
-      </w:r>
+        <w:t xml:space="preserve">Armazenamento e Acesso a </w:t>
+      </w:r>
+      <w:proofErr w:type="spellStart"/>
+      <w:r>
+        <w:rPr>
+          <w:b/>
+          <w:sz w:val="22"/>
+          <w:szCs w:val="22"/>
+        </w:rPr>
+        <w:t>LLMs</w:t>
+      </w:r>
+      <w:proofErr w:type="spellEnd"/>
       <w:r>
         <w:rPr>
           <w:i/>
@@ -1863,7 +1969,23 @@
           <w:sz w:val="22"/>
           <w:szCs w:val="22"/>
         </w:rPr>
-        <w:t>Banco de dados SQLite para documentos processados</w:t>
+        <w:t xml:space="preserve">Banco de dados </w:t>
+      </w:r>
+      <w:proofErr w:type="spellStart"/>
+      <w:r>
+        <w:rPr>
+          <w:sz w:val="22"/>
+          <w:szCs w:val="22"/>
+        </w:rPr>
+        <w:t>SQLite</w:t>
+      </w:r>
+      <w:proofErr w:type="spellEnd"/>
+      <w:r>
+        <w:rPr>
+          <w:sz w:val="22"/>
+          <w:szCs w:val="22"/>
+        </w:rPr>
+        <w:t xml:space="preserve"> para documentos processados</w:t>
       </w:r>
     </w:p>
     <w:p>
@@ -1896,7 +2018,23 @@
           <w:szCs w:val="22"/>
         </w:rPr>
         <w:lastRenderedPageBreak/>
-        <w:t>Integração com APIs de LLMs (Gemini)</w:t>
+        <w:t xml:space="preserve">Integração com APIs de </w:t>
+      </w:r>
+      <w:proofErr w:type="spellStart"/>
+      <w:r>
+        <w:rPr>
+          <w:sz w:val="22"/>
+          <w:szCs w:val="22"/>
+        </w:rPr>
+        <w:t>LLMs</w:t>
+      </w:r>
+      <w:proofErr w:type="spellEnd"/>
+      <w:r>
+        <w:rPr>
+          <w:sz w:val="22"/>
+          <w:szCs w:val="22"/>
+        </w:rPr>
+        <w:t xml:space="preserve"> (Gemini)</w:t>
       </w:r>
     </w:p>
     <w:p>
@@ -1933,12 +2071,21 @@
           <w:szCs w:val="22"/>
         </w:rPr>
       </w:pPr>
-      <w:r>
-        <w:rPr>
-          <w:sz w:val="22"/>
-          <w:szCs w:val="22"/>
-        </w:rPr>
-        <w:t>Templates de documentos fiscais brasileiros</w:t>
+      <w:proofErr w:type="spellStart"/>
+      <w:r>
+        <w:rPr>
+          <w:sz w:val="22"/>
+          <w:szCs w:val="22"/>
+        </w:rPr>
+        <w:t>Templates</w:t>
+      </w:r>
+      <w:proofErr w:type="spellEnd"/>
+      <w:r>
+        <w:rPr>
+          <w:sz w:val="22"/>
+          <w:szCs w:val="22"/>
+        </w:rPr>
+        <w:t xml:space="preserve"> de documentos fiscais brasileiros</w:t>
       </w:r>
     </w:p>
     <w:p>
@@ -1995,13 +2142,23 @@
           <w:szCs w:val="22"/>
         </w:rPr>
       </w:pPr>
+      <w:proofErr w:type="spellStart"/>
       <w:r>
         <w:rPr>
           <w:b/>
           <w:sz w:val="22"/>
           <w:szCs w:val="22"/>
         </w:rPr>
-        <w:t>Backend e Processamento</w:t>
+        <w:t>Backend</w:t>
+      </w:r>
+      <w:proofErr w:type="spellEnd"/>
+      <w:r>
+        <w:rPr>
+          <w:b/>
+          <w:sz w:val="22"/>
+          <w:szCs w:val="22"/>
+        </w:rPr>
+        <w:t xml:space="preserve"> e Processamento</w:t>
       </w:r>
     </w:p>
     <w:p>
@@ -2059,13 +2216,31 @@
           <w:szCs w:val="22"/>
         </w:rPr>
       </w:pPr>
-      <w:r>
-        <w:rPr>
-          <w:sz w:val="22"/>
-          <w:szCs w:val="22"/>
-        </w:rPr>
-        <w:t>Langchain como biblioteca de interação com as LLMs</w:t>
-      </w:r>
+      <w:proofErr w:type="spellStart"/>
+      <w:r>
+        <w:rPr>
+          <w:sz w:val="22"/>
+          <w:szCs w:val="22"/>
+        </w:rPr>
+        <w:t>Langchain</w:t>
+      </w:r>
+      <w:proofErr w:type="spellEnd"/>
+      <w:r>
+        <w:rPr>
+          <w:sz w:val="22"/>
+          <w:szCs w:val="22"/>
+        </w:rPr>
+        <w:t xml:space="preserve"> como biblioteca de interação com as </w:t>
+      </w:r>
+      <w:proofErr w:type="spellStart"/>
+      <w:r>
+        <w:rPr>
+          <w:sz w:val="22"/>
+          <w:szCs w:val="22"/>
+        </w:rPr>
+        <w:t>LLMs</w:t>
+      </w:r>
+      <w:proofErr w:type="spellEnd"/>
     </w:p>
     <w:p>
       <w:pPr>
@@ -2075,6 +2250,7 @@
           <w:szCs w:val="22"/>
         </w:rPr>
       </w:pPr>
+      <w:proofErr w:type="spellStart"/>
       <w:r>
         <w:rPr>
           <w:sz w:val="22"/>
@@ -2082,6 +2258,7 @@
         </w:rPr>
         <w:t>SQLite</w:t>
       </w:r>
+      <w:proofErr w:type="spellEnd"/>
       <w:r>
         <w:rPr>
           <w:b/>
@@ -2132,12 +2309,21 @@
           <w:szCs w:val="22"/>
         </w:rPr>
       </w:pPr>
-      <w:r>
-        <w:rPr>
-          <w:sz w:val="22"/>
-          <w:szCs w:val="22"/>
-        </w:rPr>
-        <w:t>Tesseract OCR</w:t>
+      <w:proofErr w:type="spellStart"/>
+      <w:r>
+        <w:rPr>
+          <w:sz w:val="22"/>
+          <w:szCs w:val="22"/>
+        </w:rPr>
+        <w:t>Tesseract</w:t>
+      </w:r>
+      <w:proofErr w:type="spellEnd"/>
+      <w:r>
+        <w:rPr>
+          <w:sz w:val="22"/>
+          <w:szCs w:val="22"/>
+        </w:rPr>
+        <w:t xml:space="preserve"> OCR</w:t>
       </w:r>
       <w:r>
         <w:rPr>
@@ -2152,7 +2338,23 @@
           <w:sz w:val="22"/>
           <w:szCs w:val="22"/>
         </w:rPr>
-        <w:t>+ OpenCV para reconhecimento de texto</w:t>
+        <w:t xml:space="preserve">+ </w:t>
+      </w:r>
+      <w:proofErr w:type="spellStart"/>
+      <w:r>
+        <w:rPr>
+          <w:sz w:val="22"/>
+          <w:szCs w:val="22"/>
+        </w:rPr>
+        <w:t>OpenCV</w:t>
+      </w:r>
+      <w:proofErr w:type="spellEnd"/>
+      <w:r>
+        <w:rPr>
+          <w:sz w:val="22"/>
+          <w:szCs w:val="22"/>
+        </w:rPr>
+        <w:t xml:space="preserve"> para reconhecimento de texto</w:t>
       </w:r>
     </w:p>
     <w:p>
@@ -2163,6 +2365,7 @@
           <w:szCs w:val="22"/>
         </w:rPr>
       </w:pPr>
+      <w:proofErr w:type="spellStart"/>
       <w:r>
         <w:rPr>
           <w:sz w:val="22"/>
@@ -2170,6 +2373,7 @@
         </w:rPr>
         <w:t>GeminiAI</w:t>
       </w:r>
+      <w:proofErr w:type="spellEnd"/>
       <w:r>
         <w:rPr>
           <w:b/>
@@ -2203,13 +2407,23 @@
           <w:szCs w:val="22"/>
         </w:rPr>
       </w:pPr>
+      <w:proofErr w:type="spellStart"/>
       <w:r>
         <w:rPr>
           <w:b/>
           <w:sz w:val="22"/>
           <w:szCs w:val="22"/>
         </w:rPr>
-        <w:t>Frontend e Interface</w:t>
+        <w:t>Frontend</w:t>
+      </w:r>
+      <w:proofErr w:type="spellEnd"/>
+      <w:r>
+        <w:rPr>
+          <w:b/>
+          <w:sz w:val="22"/>
+          <w:szCs w:val="22"/>
+        </w:rPr>
+        <w:t xml:space="preserve"> e Interface</w:t>
       </w:r>
     </w:p>
     <w:p>
@@ -2220,6 +2434,7 @@
           <w:szCs w:val="23"/>
         </w:rPr>
       </w:pPr>
+      <w:proofErr w:type="spellStart"/>
       <w:r>
         <w:rPr>
           <w:sz w:val="23"/>
@@ -2227,6 +2442,7 @@
         </w:rPr>
         <w:t>Streamlit</w:t>
       </w:r>
+      <w:proofErr w:type="spellEnd"/>
     </w:p>
     <w:p>
       <w:pPr>
@@ -2559,7 +2775,25 @@
           <w:sz w:val="22"/>
           <w:szCs w:val="22"/>
         </w:rPr>
-        <w:t>Criação de templates para diferentes tipos de documentos e aprendizado</w:t>
+        <w:t xml:space="preserve">Criação de </w:t>
+      </w:r>
+      <w:proofErr w:type="spellStart"/>
+      <w:r>
+        <w:rPr>
+          <w:color w:val="000000"/>
+          <w:sz w:val="22"/>
+          <w:szCs w:val="22"/>
+        </w:rPr>
+        <w:t>templates</w:t>
+      </w:r>
+      <w:proofErr w:type="spellEnd"/>
+      <w:r>
+        <w:rPr>
+          <w:color w:val="000000"/>
+          <w:sz w:val="22"/>
+          <w:szCs w:val="22"/>
+        </w:rPr>
+        <w:t xml:space="preserve"> para diferentes tipos de documentos e aprendizado</w:t>
       </w:r>
     </w:p>
     <w:p>
@@ -2811,7 +3045,25 @@
           <w:sz w:val="22"/>
           <w:szCs w:val="22"/>
         </w:rPr>
-        <w:t>Fase 5: Interface – Agente 1 + Frontend – Segunda Apresentação</w:t>
+        <w:t xml:space="preserve">Fase 5: Interface – Agente 1 + </w:t>
+      </w:r>
+      <w:proofErr w:type="spellStart"/>
+      <w:r>
+        <w:rPr>
+          <w:b/>
+          <w:sz w:val="22"/>
+          <w:szCs w:val="22"/>
+        </w:rPr>
+        <w:t>Frontend</w:t>
+      </w:r>
+      <w:proofErr w:type="spellEnd"/>
+      <w:r>
+        <w:rPr>
+          <w:b/>
+          <w:sz w:val="22"/>
+          <w:szCs w:val="22"/>
+        </w:rPr>
+        <w:t xml:space="preserve"> – Segunda Apresentação</w:t>
       </w:r>
     </w:p>
     <w:p>
@@ -3064,13 +3316,23 @@
           <w:szCs w:val="22"/>
         </w:rPr>
       </w:pPr>
+      <w:proofErr w:type="spellStart"/>
       <w:r>
         <w:rPr>
           <w:color w:val="000000"/>
           <w:sz w:val="22"/>
           <w:szCs w:val="22"/>
         </w:rPr>
-        <w:t>Roadmap para desenvolvimento futuro</w:t>
+        <w:t>Roadmap</w:t>
+      </w:r>
+      <w:proofErr w:type="spellEnd"/>
+      <w:r>
+        <w:rPr>
+          <w:color w:val="000000"/>
+          <w:sz w:val="22"/>
+          <w:szCs w:val="22"/>
+        </w:rPr>
+        <w:t xml:space="preserve"> para desenvolvimento futuro</w:t>
       </w:r>
     </w:p>
     <w:p>
@@ -3212,8 +3474,18 @@
           <w:sz w:val="22"/>
           <w:szCs w:val="22"/>
         </w:rPr>
-        <w:t>Validação de compliance</w:t>
-      </w:r>
+        <w:t xml:space="preserve">Validação de </w:t>
+      </w:r>
+      <w:proofErr w:type="spellStart"/>
+      <w:r>
+        <w:rPr>
+          <w:color w:val="000000"/>
+          <w:sz w:val="22"/>
+          <w:szCs w:val="22"/>
+        </w:rPr>
+        <w:t>compliance</w:t>
+      </w:r>
+      <w:proofErr w:type="spellEnd"/>
     </w:p>
     <w:p>
       <w:pPr>
@@ -3782,7 +4054,39 @@
           <w:sz w:val="22"/>
           <w:szCs w:val="22"/>
         </w:rPr>
-        <w:t>Solução: Machine Learning adaptativo e templates dinâmicos</w:t>
+        <w:t xml:space="preserve">Solução: </w:t>
+      </w:r>
+      <w:proofErr w:type="spellStart"/>
+      <w:r>
+        <w:rPr>
+          <w:sz w:val="22"/>
+          <w:szCs w:val="22"/>
+        </w:rPr>
+        <w:t>Machine</w:t>
+      </w:r>
+      <w:proofErr w:type="spellEnd"/>
+      <w:r>
+        <w:rPr>
+          <w:sz w:val="22"/>
+          <w:szCs w:val="22"/>
+        </w:rPr>
+        <w:t xml:space="preserve"> Learning adaptativo e </w:t>
+      </w:r>
+      <w:proofErr w:type="spellStart"/>
+      <w:r>
+        <w:rPr>
+          <w:sz w:val="22"/>
+          <w:szCs w:val="22"/>
+        </w:rPr>
+        <w:t>templates</w:t>
+      </w:r>
+      <w:proofErr w:type="spellEnd"/>
+      <w:r>
+        <w:rPr>
+          <w:sz w:val="22"/>
+          <w:szCs w:val="22"/>
+        </w:rPr>
+        <w:t xml:space="preserve"> dinâmicos</w:t>
       </w:r>
     </w:p>
     <w:p>
@@ -3876,12 +4180,21 @@
         </w:rPr>
         <w:t xml:space="preserve">Desafio 3: </w:t>
       </w:r>
-      <w:r>
-        <w:rPr>
-          <w:sz w:val="22"/>
-          <w:szCs w:val="22"/>
-        </w:rPr>
-        <w:t>Compliance Legal</w:t>
+      <w:proofErr w:type="spellStart"/>
+      <w:r>
+        <w:rPr>
+          <w:sz w:val="22"/>
+          <w:szCs w:val="22"/>
+        </w:rPr>
+        <w:t>Compliance</w:t>
+      </w:r>
+      <w:proofErr w:type="spellEnd"/>
+      <w:r>
+        <w:rPr>
+          <w:sz w:val="22"/>
+          <w:szCs w:val="22"/>
+        </w:rPr>
+        <w:t xml:space="preserve"> Legal</w:t>
       </w:r>
     </w:p>
     <w:p>
@@ -4208,7 +4521,27 @@
                 <w:sz w:val="22"/>
                 <w:szCs w:val="22"/>
               </w:rPr>
-              <w:t>09/06 à 17/07</w:t>
+              <w:t xml:space="preserve">09/06 </w:t>
+            </w:r>
+            <w:proofErr w:type="gramStart"/>
+            <w:r>
+              <w:rPr>
+                <w:b/>
+                <w:color w:val="FFFFFF"/>
+                <w:sz w:val="22"/>
+                <w:szCs w:val="22"/>
+              </w:rPr>
+              <w:t>à</w:t>
+            </w:r>
+            <w:proofErr w:type="gramEnd"/>
+            <w:r>
+              <w:rPr>
+                <w:b/>
+                <w:color w:val="FFFFFF"/>
+                <w:sz w:val="22"/>
+                <w:szCs w:val="22"/>
+              </w:rPr>
+              <w:t xml:space="preserve"> 17/07</w:t>
             </w:r>
           </w:p>
         </w:tc>
@@ -4352,7 +4685,25 @@
                 <w:sz w:val="22"/>
                 <w:szCs w:val="22"/>
               </w:rPr>
-              <w:t>09/06 à 16/06</w:t>
+              <w:t xml:space="preserve">09/06 </w:t>
+            </w:r>
+            <w:proofErr w:type="gramStart"/>
+            <w:r>
+              <w:rPr>
+                <w:color w:val="000000"/>
+                <w:sz w:val="22"/>
+                <w:szCs w:val="22"/>
+              </w:rPr>
+              <w:t>à</w:t>
+            </w:r>
+            <w:proofErr w:type="gramEnd"/>
+            <w:r>
+              <w:rPr>
+                <w:color w:val="000000"/>
+                <w:sz w:val="22"/>
+                <w:szCs w:val="22"/>
+              </w:rPr>
+              <w:t xml:space="preserve"> 16/06</w:t>
             </w:r>
           </w:p>
         </w:tc>
@@ -4479,7 +4830,25 @@
                 <w:szCs w:val="22"/>
               </w:rPr>
               <w:br/>
-              <w:t>- Criação de templates para diferentes tipos de documentos e aprendizado.</w:t>
+              <w:t xml:space="preserve">- Criação de </w:t>
+            </w:r>
+            <w:proofErr w:type="spellStart"/>
+            <w:r>
+              <w:rPr>
+                <w:color w:val="000000"/>
+                <w:sz w:val="22"/>
+                <w:szCs w:val="22"/>
+              </w:rPr>
+              <w:t>templates</w:t>
+            </w:r>
+            <w:proofErr w:type="spellEnd"/>
+            <w:r>
+              <w:rPr>
+                <w:color w:val="000000"/>
+                <w:sz w:val="22"/>
+                <w:szCs w:val="22"/>
+              </w:rPr>
+              <w:t xml:space="preserve"> para diferentes tipos de documentos e aprendizado.</w:t>
             </w:r>
           </w:p>
         </w:tc>
@@ -4511,7 +4880,25 @@
                 <w:sz w:val="22"/>
                 <w:szCs w:val="22"/>
               </w:rPr>
-              <w:t>17/06 à 01/07</w:t>
+              <w:t xml:space="preserve">17/06 </w:t>
+            </w:r>
+            <w:proofErr w:type="gramStart"/>
+            <w:r>
+              <w:rPr>
+                <w:color w:val="000000"/>
+                <w:sz w:val="22"/>
+                <w:szCs w:val="22"/>
+              </w:rPr>
+              <w:t>à</w:t>
+            </w:r>
+            <w:proofErr w:type="gramEnd"/>
+            <w:r>
+              <w:rPr>
+                <w:color w:val="000000"/>
+                <w:sz w:val="22"/>
+                <w:szCs w:val="22"/>
+              </w:rPr>
+              <w:t xml:space="preserve"> 01/07</w:t>
             </w:r>
           </w:p>
         </w:tc>
@@ -4715,7 +5102,25 @@
                 <w:sz w:val="22"/>
                 <w:szCs w:val="22"/>
               </w:rPr>
-              <w:t>02/07 à 10/07</w:t>
+              <w:t xml:space="preserve">02/07 </w:t>
+            </w:r>
+            <w:proofErr w:type="gramStart"/>
+            <w:r>
+              <w:rPr>
+                <w:color w:val="000000"/>
+                <w:sz w:val="22"/>
+                <w:szCs w:val="22"/>
+              </w:rPr>
+              <w:t>à</w:t>
+            </w:r>
+            <w:proofErr w:type="gramEnd"/>
+            <w:r>
+              <w:rPr>
+                <w:color w:val="000000"/>
+                <w:sz w:val="22"/>
+                <w:szCs w:val="22"/>
+              </w:rPr>
+              <w:t xml:space="preserve"> 10/07</w:t>
             </w:r>
           </w:p>
         </w:tc>
@@ -4865,7 +5270,25 @@
                 <w:sz w:val="22"/>
                 <w:szCs w:val="22"/>
               </w:rPr>
-              <w:t>11/07 à 17/07</w:t>
+              <w:t xml:space="preserve">11/07 </w:t>
+            </w:r>
+            <w:proofErr w:type="gramStart"/>
+            <w:r>
+              <w:rPr>
+                <w:color w:val="000000"/>
+                <w:sz w:val="22"/>
+                <w:szCs w:val="22"/>
+              </w:rPr>
+              <w:t>à</w:t>
+            </w:r>
+            <w:proofErr w:type="gramEnd"/>
+            <w:r>
+              <w:rPr>
+                <w:color w:val="000000"/>
+                <w:sz w:val="22"/>
+                <w:szCs w:val="22"/>
+              </w:rPr>
+              <w:t xml:space="preserve"> 17/07</w:t>
             </w:r>
           </w:p>
         </w:tc>
@@ -5004,7 +5427,27 @@
                 <w:sz w:val="22"/>
                 <w:szCs w:val="22"/>
               </w:rPr>
-              <w:t>18/07 à 14/08</w:t>
+              <w:t xml:space="preserve">18/07 </w:t>
+            </w:r>
+            <w:proofErr w:type="gramStart"/>
+            <w:r>
+              <w:rPr>
+                <w:b/>
+                <w:color w:val="FFFFFF"/>
+                <w:sz w:val="22"/>
+                <w:szCs w:val="22"/>
+              </w:rPr>
+              <w:t>à</w:t>
+            </w:r>
+            <w:proofErr w:type="gramEnd"/>
+            <w:r>
+              <w:rPr>
+                <w:b/>
+                <w:color w:val="FFFFFF"/>
+                <w:sz w:val="22"/>
+                <w:szCs w:val="22"/>
+              </w:rPr>
+              <w:t xml:space="preserve"> 14/08</w:t>
             </w:r>
           </w:p>
         </w:tc>
@@ -5073,8 +5516,19 @@
                 <w:sz w:val="22"/>
                 <w:szCs w:val="22"/>
               </w:rPr>
-              <w:t>Interface - Agente 1 + Frontend</w:t>
-            </w:r>
+              <w:t xml:space="preserve">Interface - Agente 1 + </w:t>
+            </w:r>
+            <w:proofErr w:type="spellStart"/>
+            <w:r>
+              <w:rPr>
+                <w:b/>
+                <w:color w:val="000000"/>
+                <w:sz w:val="22"/>
+                <w:szCs w:val="22"/>
+              </w:rPr>
+              <w:t>Frontend</w:t>
+            </w:r>
+            <w:proofErr w:type="spellEnd"/>
             <w:r>
               <w:rPr>
                 <w:color w:val="000000"/>
@@ -5140,7 +5594,25 @@
                 <w:sz w:val="22"/>
                 <w:szCs w:val="22"/>
               </w:rPr>
-              <w:t>18/07 à 31/07</w:t>
+              <w:t xml:space="preserve">18/07 </w:t>
+            </w:r>
+            <w:proofErr w:type="gramStart"/>
+            <w:r>
+              <w:rPr>
+                <w:color w:val="000000"/>
+                <w:sz w:val="22"/>
+                <w:szCs w:val="22"/>
+              </w:rPr>
+              <w:t>à</w:t>
+            </w:r>
+            <w:proofErr w:type="gramEnd"/>
+            <w:r>
+              <w:rPr>
+                <w:color w:val="000000"/>
+                <w:sz w:val="22"/>
+                <w:szCs w:val="22"/>
+              </w:rPr>
+              <w:t xml:space="preserve"> 31/07</w:t>
             </w:r>
           </w:p>
         </w:tc>
@@ -5267,7 +5739,25 @@
                 <w:szCs w:val="22"/>
               </w:rPr>
               <w:br/>
-              <w:t>- Roadmap futuro</w:t>
+              <w:t xml:space="preserve">- </w:t>
+            </w:r>
+            <w:proofErr w:type="spellStart"/>
+            <w:r>
+              <w:rPr>
+                <w:color w:val="000000"/>
+                <w:sz w:val="22"/>
+                <w:szCs w:val="22"/>
+              </w:rPr>
+              <w:t>Roadmap</w:t>
+            </w:r>
+            <w:proofErr w:type="spellEnd"/>
+            <w:r>
+              <w:rPr>
+                <w:color w:val="000000"/>
+                <w:sz w:val="22"/>
+                <w:szCs w:val="22"/>
+              </w:rPr>
+              <w:t xml:space="preserve"> futuro</w:t>
             </w:r>
           </w:p>
         </w:tc>
@@ -5299,7 +5789,25 @@
                 <w:sz w:val="22"/>
                 <w:szCs w:val="22"/>
               </w:rPr>
-              <w:t>01/08 à 14/08</w:t>
+              <w:t xml:space="preserve">01/08 </w:t>
+            </w:r>
+            <w:proofErr w:type="gramStart"/>
+            <w:r>
+              <w:rPr>
+                <w:color w:val="000000"/>
+                <w:sz w:val="22"/>
+                <w:szCs w:val="22"/>
+              </w:rPr>
+              <w:t>à</w:t>
+            </w:r>
+            <w:proofErr w:type="gramEnd"/>
+            <w:r>
+              <w:rPr>
+                <w:color w:val="000000"/>
+                <w:sz w:val="22"/>
+                <w:szCs w:val="22"/>
+              </w:rPr>
+              <w:t xml:space="preserve"> 14/08</w:t>
             </w:r>
           </w:p>
         </w:tc>
@@ -5439,7 +5947,27 @@
                 <w:sz w:val="22"/>
                 <w:szCs w:val="22"/>
               </w:rPr>
-              <w:t>15/08 à 04/09</w:t>
+              <w:t xml:space="preserve">15/08 </w:t>
+            </w:r>
+            <w:proofErr w:type="gramStart"/>
+            <w:r>
+              <w:rPr>
+                <w:b/>
+                <w:color w:val="FFFFFF"/>
+                <w:sz w:val="22"/>
+                <w:szCs w:val="22"/>
+              </w:rPr>
+              <w:t>à</w:t>
+            </w:r>
+            <w:proofErr w:type="gramEnd"/>
+            <w:r>
+              <w:rPr>
+                <w:b/>
+                <w:color w:val="FFFFFF"/>
+                <w:sz w:val="22"/>
+                <w:szCs w:val="22"/>
+              </w:rPr>
+              <w:t xml:space="preserve"> 04/09</w:t>
             </w:r>
           </w:p>
         </w:tc>
@@ -5543,7 +6071,25 @@
                 <w:sz w:val="22"/>
                 <w:szCs w:val="22"/>
               </w:rPr>
-              <w:t>15/08 à 23/08</w:t>
+              <w:t xml:space="preserve">15/08 </w:t>
+            </w:r>
+            <w:proofErr w:type="gramStart"/>
+            <w:r>
+              <w:rPr>
+                <w:color w:val="000000"/>
+                <w:sz w:val="22"/>
+                <w:szCs w:val="22"/>
+              </w:rPr>
+              <w:t>à</w:t>
+            </w:r>
+            <w:proofErr w:type="gramEnd"/>
+            <w:r>
+              <w:rPr>
+                <w:color w:val="000000"/>
+                <w:sz w:val="22"/>
+                <w:szCs w:val="22"/>
+              </w:rPr>
+              <w:t xml:space="preserve"> 23/08</w:t>
             </w:r>
           </w:p>
         </w:tc>
@@ -5653,8 +6199,18 @@
                 <w:szCs w:val="22"/>
               </w:rPr>
               <w:br/>
-              <w:t>- Correções e otimizações finais                                                                                                                                                                 - Preparação da documentação completa                                                                                 - Validação de compliance</w:t>
-            </w:r>
+              <w:t xml:space="preserve">- Correções e otimizações finais                                                                                                                                                                 - Preparação da documentação completa                                                                                 - Validação de </w:t>
+            </w:r>
+            <w:proofErr w:type="spellStart"/>
+            <w:r>
+              <w:rPr>
+                <w:color w:val="000000"/>
+                <w:sz w:val="22"/>
+                <w:szCs w:val="22"/>
+              </w:rPr>
+              <w:t>compliance</w:t>
+            </w:r>
+            <w:proofErr w:type="spellEnd"/>
           </w:p>
         </w:tc>
         <w:tc>
@@ -5827,7 +6383,25 @@
                 <w:sz w:val="22"/>
                 <w:szCs w:val="22"/>
               </w:rPr>
-              <w:t>24/08 à 04/09</w:t>
+              <w:t xml:space="preserve">24/08 </w:t>
+            </w:r>
+            <w:proofErr w:type="gramStart"/>
+            <w:r>
+              <w:rPr>
+                <w:color w:val="000000"/>
+                <w:sz w:val="22"/>
+                <w:szCs w:val="22"/>
+              </w:rPr>
+              <w:t>à</w:t>
+            </w:r>
+            <w:proofErr w:type="gramEnd"/>
+            <w:r>
+              <w:rPr>
+                <w:color w:val="000000"/>
+                <w:sz w:val="22"/>
+                <w:szCs w:val="22"/>
+              </w:rPr>
+              <w:t xml:space="preserve"> 04/09</w:t>
             </w:r>
           </w:p>
         </w:tc>
@@ -5965,7 +6539,27 @@
                 <w:sz w:val="22"/>
                 <w:szCs w:val="22"/>
               </w:rPr>
-              <w:t>05/09 à 25/09</w:t>
+              <w:t xml:space="preserve">05/09 </w:t>
+            </w:r>
+            <w:proofErr w:type="gramStart"/>
+            <w:r>
+              <w:rPr>
+                <w:b/>
+                <w:color w:val="FFFFFF"/>
+                <w:sz w:val="22"/>
+                <w:szCs w:val="22"/>
+              </w:rPr>
+              <w:t>à</w:t>
+            </w:r>
+            <w:proofErr w:type="gramEnd"/>
+            <w:r>
+              <w:rPr>
+                <w:b/>
+                <w:color w:val="FFFFFF"/>
+                <w:sz w:val="22"/>
+                <w:szCs w:val="22"/>
+              </w:rPr>
+              <w:t xml:space="preserve"> 25/09</w:t>
             </w:r>
           </w:p>
         </w:tc>
@@ -6065,7 +6659,25 @@
                 <w:sz w:val="22"/>
                 <w:szCs w:val="22"/>
               </w:rPr>
-              <w:t>05/09 à 25/09</w:t>
+              <w:t xml:space="preserve">05/09 </w:t>
+            </w:r>
+            <w:proofErr w:type="gramStart"/>
+            <w:r>
+              <w:rPr>
+                <w:color w:val="000000"/>
+                <w:sz w:val="22"/>
+                <w:szCs w:val="22"/>
+              </w:rPr>
+              <w:t>à</w:t>
+            </w:r>
+            <w:proofErr w:type="gramEnd"/>
+            <w:r>
+              <w:rPr>
+                <w:color w:val="000000"/>
+                <w:sz w:val="22"/>
+                <w:szCs w:val="22"/>
+              </w:rPr>
+              <w:t xml:space="preserve"> 25/09</w:t>
             </w:r>
           </w:p>
         </w:tc>
@@ -6204,7 +6816,27 @@
                 <w:sz w:val="22"/>
                 <w:szCs w:val="22"/>
               </w:rPr>
-              <w:t>26/09 à 02/10</w:t>
+              <w:t xml:space="preserve">26/09 </w:t>
+            </w:r>
+            <w:proofErr w:type="gramStart"/>
+            <w:r>
+              <w:rPr>
+                <w:b/>
+                <w:color w:val="FFFFFF"/>
+                <w:sz w:val="22"/>
+                <w:szCs w:val="22"/>
+              </w:rPr>
+              <w:t>à</w:t>
+            </w:r>
+            <w:proofErr w:type="gramEnd"/>
+            <w:r>
+              <w:rPr>
+                <w:b/>
+                <w:color w:val="FFFFFF"/>
+                <w:sz w:val="22"/>
+                <w:szCs w:val="22"/>
+              </w:rPr>
+              <w:t xml:space="preserve"> 02/10</w:t>
             </w:r>
           </w:p>
         </w:tc>
@@ -6304,7 +6936,25 @@
                 <w:sz w:val="22"/>
                 <w:szCs w:val="22"/>
               </w:rPr>
-              <w:t>26/09 à 02/10</w:t>
+              <w:t xml:space="preserve">26/09 </w:t>
+            </w:r>
+            <w:proofErr w:type="gramStart"/>
+            <w:r>
+              <w:rPr>
+                <w:color w:val="000000"/>
+                <w:sz w:val="22"/>
+                <w:szCs w:val="22"/>
+              </w:rPr>
+              <w:t>à</w:t>
+            </w:r>
+            <w:proofErr w:type="gramEnd"/>
+            <w:r>
+              <w:rPr>
+                <w:color w:val="000000"/>
+                <w:sz w:val="22"/>
+                <w:szCs w:val="22"/>
+              </w:rPr>
+              <w:t xml:space="preserve"> 02/10</w:t>
             </w:r>
           </w:p>
         </w:tc>
@@ -6450,7 +7100,16 @@
           <w:sz w:val="22"/>
           <w:szCs w:val="22"/>
         </w:rPr>
-        <w:t>RD001: Análise Detalhada de Tipos de Documentos Fiscais Brasileiros</w:t>
+        <w:t xml:space="preserve">RD001: Análise Detalhada de Tipos de Documentos Fiscais </w:t>
+      </w:r>
+      <w:proofErr w:type="gramStart"/>
+      <w:r>
+        <w:rPr>
+          <w:b/>
+          <w:sz w:val="22"/>
+          <w:szCs w:val="22"/>
+        </w:rPr>
+        <w:t>Brasileiros</w:t>
       </w:r>
       <w:r>
         <w:rPr>
@@ -6467,6 +7126,7 @@
         </w:rPr>
         <w:t>:</w:t>
       </w:r>
+      <w:proofErr w:type="gramEnd"/>
     </w:p>
     <w:p>
       <w:pPr>
@@ -6595,7 +7255,25 @@
           <w:szCs w:val="22"/>
         </w:rPr>
         <w:lastRenderedPageBreak/>
-        <w:t>CT-e (Conhecimento de Transporte Eletrônico):</w:t>
+        <w:t>CT-</w:t>
+      </w:r>
+      <w:proofErr w:type="gramStart"/>
+      <w:r>
+        <w:rPr>
+          <w:b/>
+          <w:sz w:val="22"/>
+          <w:szCs w:val="22"/>
+        </w:rPr>
+        <w:t>e</w:t>
+      </w:r>
+      <w:proofErr w:type="gramEnd"/>
+      <w:r>
+        <w:rPr>
+          <w:b/>
+          <w:sz w:val="22"/>
+          <w:szCs w:val="22"/>
+        </w:rPr>
+        <w:t xml:space="preserve"> (Conhecimento de Transporte Eletrônico):</w:t>
       </w:r>
     </w:p>
     <w:p>
@@ -10027,7 +10705,23 @@
           <w:sz w:val="22"/>
           <w:szCs w:val="22"/>
         </w:rPr>
-        <w:t xml:space="preserve"> O sistema não precisa ser um emissor ou validador fiscal, mas o conhecimento das regras (ex: o que é NCM, como o ICMS é calculado) é crucial para a </w:t>
+        <w:t xml:space="preserve"> O sistema não precisa ser um emissor ou validador fiscal, mas o conhecimento das regras (</w:t>
+      </w:r>
+      <w:proofErr w:type="spellStart"/>
+      <w:r>
+        <w:rPr>
+          <w:sz w:val="22"/>
+          <w:szCs w:val="22"/>
+        </w:rPr>
+        <w:t>ex</w:t>
+      </w:r>
+      <w:proofErr w:type="spellEnd"/>
+      <w:r>
+        <w:rPr>
+          <w:sz w:val="22"/>
+          <w:szCs w:val="22"/>
+        </w:rPr>
+        <w:t xml:space="preserve">: o que é NCM, como o ICMS é calculado) é crucial para a </w:t>
       </w:r>
       <w:r>
         <w:rPr>
@@ -10159,7 +10853,23 @@
           <w:sz w:val="24"/>
           <w:szCs w:val="24"/>
         </w:rPr>
-        <w:t>Deve haver uma fila de processamento visível ao usuário (Ex: "Aguardando", "Processando", "Concluído", "Erro").</w:t>
+        <w:t>Deve haver uma fila de processamento visível ao usuário (</w:t>
+      </w:r>
+      <w:proofErr w:type="spellStart"/>
+      <w:r>
+        <w:rPr>
+          <w:sz w:val="24"/>
+          <w:szCs w:val="24"/>
+        </w:rPr>
+        <w:t>Ex</w:t>
+      </w:r>
+      <w:proofErr w:type="spellEnd"/>
+      <w:r>
+        <w:rPr>
+          <w:sz w:val="24"/>
+          <w:szCs w:val="24"/>
+        </w:rPr>
+        <w:t>: "Aguardando", "Processando", "Concluído", "Erro").</w:t>
       </w:r>
     </w:p>
     <w:p>
@@ -10217,7 +10927,23 @@
           <w:sz w:val="22"/>
           <w:szCs w:val="22"/>
         </w:rPr>
-        <w:t>Isso exigirá que o usuário configure suas credenciais de acesso (ex: certificado digital A1/A3, login e senha).</w:t>
+        <w:t>Isso exigirá que o usuário configure suas credenciais de acesso (</w:t>
+      </w:r>
+      <w:proofErr w:type="spellStart"/>
+      <w:r>
+        <w:rPr>
+          <w:sz w:val="22"/>
+          <w:szCs w:val="22"/>
+        </w:rPr>
+        <w:t>ex</w:t>
+      </w:r>
+      <w:proofErr w:type="spellEnd"/>
+      <w:r>
+        <w:rPr>
+          <w:sz w:val="22"/>
+          <w:szCs w:val="22"/>
+        </w:rPr>
+        <w:t>: certificado digital A1/A3, login e senha).</w:t>
       </w:r>
     </w:p>
     <w:p>
@@ -10361,7 +11087,23 @@
           <w:sz w:val="22"/>
           <w:szCs w:val="22"/>
         </w:rPr>
-        <w:t>Analisar o texto extraído e identificar os campos-chave (CNPJs, datas, valores, etc.), mesmo que estejam em posições diferentes em layouts variados.</w:t>
+        <w:t>Analisar o texto extraído e identificar os campos-chave (</w:t>
+      </w:r>
+      <w:proofErr w:type="spellStart"/>
+      <w:r>
+        <w:rPr>
+          <w:sz w:val="22"/>
+          <w:szCs w:val="22"/>
+        </w:rPr>
+        <w:t>CNPJs</w:t>
+      </w:r>
+      <w:proofErr w:type="spellEnd"/>
+      <w:r>
+        <w:rPr>
+          <w:sz w:val="22"/>
+          <w:szCs w:val="22"/>
+        </w:rPr>
+        <w:t>, datas, valores, etc.), mesmo que estejam em posições diferentes em layouts variados.</w:t>
       </w:r>
     </w:p>
     <w:p>
@@ -10381,7 +11123,23 @@
           <w:sz w:val="22"/>
           <w:szCs w:val="22"/>
         </w:rPr>
-        <w:t>Calcular um "score de confiança" para cada campo extraído. Campos com baixa confiança devem ser sinalizados para revisão humana.</w:t>
+        <w:t xml:space="preserve">Calcular um "score de confiança" para cada campo extraído. Campos com baixa </w:t>
+      </w:r>
+      <w:proofErr w:type="gramStart"/>
+      <w:r>
+        <w:rPr>
+          <w:sz w:val="22"/>
+          <w:szCs w:val="22"/>
+        </w:rPr>
+        <w:t>confiança devem</w:t>
+      </w:r>
+      <w:proofErr w:type="gramEnd"/>
+      <w:r>
+        <w:rPr>
+          <w:sz w:val="22"/>
+          <w:szCs w:val="22"/>
+        </w:rPr>
+        <w:t xml:space="preserve"> ser sinalizados para revisão humana.</w:t>
       </w:r>
     </w:p>
     <w:p>
@@ -10592,7 +11350,25 @@
           <w:sz w:val="22"/>
           <w:szCs w:val="22"/>
         </w:rPr>
-        <w:t>RF007: Mecanismo de Aprendizado Contínuo (Machine Learning):</w:t>
+        <w:t>RF007: Mecanismo de Aprendizado Contínuo (</w:t>
+      </w:r>
+      <w:proofErr w:type="spellStart"/>
+      <w:r>
+        <w:rPr>
+          <w:b/>
+          <w:sz w:val="22"/>
+          <w:szCs w:val="22"/>
+        </w:rPr>
+        <w:t>Machine</w:t>
+      </w:r>
+      <w:proofErr w:type="spellEnd"/>
+      <w:r>
+        <w:rPr>
+          <w:b/>
+          <w:sz w:val="22"/>
+          <w:szCs w:val="22"/>
+        </w:rPr>
+        <w:t xml:space="preserve"> Learning):</w:t>
       </w:r>
     </w:p>
     <w:p>
@@ -11156,7 +11932,23 @@
           <w:sz w:val="22"/>
           <w:szCs w:val="22"/>
         </w:rPr>
-        <w:t>A arquitetura deve ser projetada para suportar um aumento no número de usuários e no volume de documentos sem degradação significativa do desempenho (ex: uso de micro serviços, filas e recursos de nuvem auto escaláveis).</w:t>
+        <w:t>A arquitetura deve ser projetada para suportar um aumento no número de usuários e no volume de documentos sem degradação significativa do desempenho (</w:t>
+      </w:r>
+      <w:proofErr w:type="spellStart"/>
+      <w:r>
+        <w:rPr>
+          <w:sz w:val="22"/>
+          <w:szCs w:val="22"/>
+        </w:rPr>
+        <w:t>ex</w:t>
+      </w:r>
+      <w:proofErr w:type="spellEnd"/>
+      <w:r>
+        <w:rPr>
+          <w:sz w:val="22"/>
+          <w:szCs w:val="22"/>
+        </w:rPr>
+        <w:t>: uso de micro serviços, filas e recursos de nuvem auto escaláveis).</w:t>
       </w:r>
     </w:p>
     <w:p>
@@ -11200,7 +11992,23 @@
           <w:sz w:val="22"/>
           <w:szCs w:val="22"/>
         </w:rPr>
-        <w:t>O sistema deve ter uma disponibilidade de pelo menos 99.5% (uptime).</w:t>
+        <w:t>O sistema deve ter uma disponibilidade de pelo menos 99.5% (</w:t>
+      </w:r>
+      <w:proofErr w:type="spellStart"/>
+      <w:r>
+        <w:rPr>
+          <w:sz w:val="22"/>
+          <w:szCs w:val="22"/>
+        </w:rPr>
+        <w:t>uptime</w:t>
+      </w:r>
+      <w:proofErr w:type="spellEnd"/>
+      <w:r>
+        <w:rPr>
+          <w:sz w:val="22"/>
+          <w:szCs w:val="22"/>
+        </w:rPr>
+        <w:t>).</w:t>
       </w:r>
     </w:p>
     <w:p>
@@ -11232,15 +12040,7 @@
           <w:sz w:val="36"/>
           <w:szCs w:val="36"/>
         </w:rPr>
-        <w:t xml:space="preserve">12. </w:t>
-      </w:r>
-      <w:r>
-        <w:rPr>
-          <w:color w:val="2F5496"/>
-          <w:sz w:val="36"/>
-          <w:szCs w:val="36"/>
-        </w:rPr>
-        <w:t>Evidências de Teste</w:t>
+        <w:t>12. Evidências de Teste</w:t>
       </w:r>
     </w:p>
     <w:p>
@@ -11287,8 +12087,30 @@
           <w:sz w:val="22"/>
           <w:szCs w:val="22"/>
         </w:rPr>
-        <w:t xml:space="preserve"> – Carga de documento </w:t>
-      </w:r>
+        <w:t xml:space="preserve"> – Carga de </w:t>
+      </w:r>
+      <w:hyperlink r:id="rId11" w:history="1">
+        <w:r>
+          <w:rPr>
+            <w:rStyle w:val="Hyperlink"/>
+            <w:b/>
+            <w:bCs/>
+            <w:sz w:val="22"/>
+            <w:szCs w:val="22"/>
+          </w:rPr>
+          <w:t xml:space="preserve">documento </w:t>
+        </w:r>
+        <w:r>
+          <w:rPr>
+            <w:rStyle w:val="Hyperlink"/>
+            <w:b/>
+            <w:bCs/>
+            <w:sz w:val="22"/>
+            <w:szCs w:val="22"/>
+          </w:rPr>
+          <w:t>PDF NF-e</w:t>
+        </w:r>
+      </w:hyperlink>
       <w:r>
         <w:rPr>
           <w:b/>
@@ -11296,7 +12118,7 @@
           <w:sz w:val="22"/>
           <w:szCs w:val="22"/>
         </w:rPr>
-        <w:t xml:space="preserve">PDF NF-e </w:t>
+        <w:t xml:space="preserve"> </w:t>
       </w:r>
       <w:r>
         <w:rPr>
@@ -11320,6 +12142,7 @@
     <w:p>
       <w:pPr>
         <w:spacing w:after="160" w:line="259" w:lineRule="auto"/>
+        <w:jc w:val="center"/>
         <w:rPr>
           <w:b/>
           <w:bCs/>
@@ -11334,17 +12157,53 @@
           <w:sz w:val="22"/>
           <w:szCs w:val="22"/>
         </w:rPr>
-        <w:t xml:space="preserve">Cenário </w:t>
-      </w:r>
-      <w:r>
+        <w:drawing>
+          <wp:inline distT="0" distB="0" distL="0" distR="0" wp14:anchorId="4425AFEC" wp14:editId="4CD7EDB7">
+            <wp:extent cx="3138220" cy="3915767"/>
+            <wp:effectExtent l="0" t="0" r="5080" b="8890"/>
+            <wp:docPr id="2" name="Imagem 2"/>
+            <wp:cNvGraphicFramePr>
+              <a:graphicFrameLocks xmlns:a="http://schemas.openxmlformats.org/drawingml/2006/main" noChangeAspect="1"/>
+            </wp:cNvGraphicFramePr>
+            <a:graphic xmlns:a="http://schemas.openxmlformats.org/drawingml/2006/main">
+              <a:graphicData uri="http://schemas.openxmlformats.org/drawingml/2006/picture">
+                <pic:pic xmlns:pic="http://schemas.openxmlformats.org/drawingml/2006/picture">
+                  <pic:nvPicPr>
+                    <pic:cNvPr id="1" name=""/>
+                    <pic:cNvPicPr/>
+                  </pic:nvPicPr>
+                  <pic:blipFill>
+                    <a:blip r:embed="rId12"/>
+                    <a:stretch>
+                      <a:fillRect/>
+                    </a:stretch>
+                  </pic:blipFill>
+                  <pic:spPr>
+                    <a:xfrm>
+                      <a:off x="0" y="0"/>
+                      <a:ext cx="3162394" cy="3945931"/>
+                    </a:xfrm>
+                    <a:prstGeom prst="rect">
+                      <a:avLst/>
+                    </a:prstGeom>
+                  </pic:spPr>
+                </pic:pic>
+              </a:graphicData>
+            </a:graphic>
+          </wp:inline>
+        </w:drawing>
+      </w:r>
+    </w:p>
+    <w:p>
+      <w:pPr>
+        <w:spacing w:after="160" w:line="259" w:lineRule="auto"/>
         <w:rPr>
           <w:b/>
           <w:bCs/>
           <w:sz w:val="22"/>
           <w:szCs w:val="22"/>
         </w:rPr>
-        <w:t>2</w:t>
-      </w:r>
+      </w:pPr>
       <w:r>
         <w:rPr>
           <w:b/>
@@ -11352,7 +12211,8 @@
           <w:sz w:val="22"/>
           <w:szCs w:val="22"/>
         </w:rPr>
-        <w:t xml:space="preserve"> – Carga de </w:t>
+        <w:lastRenderedPageBreak/>
+        <w:t xml:space="preserve">Cenário </w:t>
       </w:r>
       <w:r>
         <w:rPr>
@@ -11361,8 +12221,20 @@
           <w:sz w:val="22"/>
           <w:szCs w:val="22"/>
         </w:rPr>
-        <w:t>imagem</w:t>
-      </w:r>
+        <w:t xml:space="preserve">2 – Carga de </w:t>
+      </w:r>
+      <w:hyperlink r:id="rId13" w:history="1">
+        <w:r>
+          <w:rPr>
+            <w:rStyle w:val="Hyperlink"/>
+            <w:b/>
+            <w:bCs/>
+            <w:sz w:val="22"/>
+            <w:szCs w:val="22"/>
+          </w:rPr>
+          <w:t>imagem NF-e</w:t>
+        </w:r>
+      </w:hyperlink>
       <w:r>
         <w:rPr>
           <w:b/>
@@ -11370,12 +12242,13 @@
           <w:sz w:val="22"/>
           <w:szCs w:val="22"/>
         </w:rPr>
-        <w:t xml:space="preserve"> NF-e na interface e a realização de uma pergunta</w:t>
+        <w:t xml:space="preserve"> na interface e a realização de uma pergunta</w:t>
       </w:r>
     </w:p>
     <w:p>
       <w:pPr>
         <w:spacing w:after="160" w:line="259" w:lineRule="auto"/>
+        <w:jc w:val="center"/>
         <w:rPr>
           <w:b/>
           <w:bCs/>
@@ -11390,17 +12263,53 @@
           <w:sz w:val="22"/>
           <w:szCs w:val="22"/>
         </w:rPr>
-        <w:t xml:space="preserve">Cenário </w:t>
-      </w:r>
-      <w:r>
+        <w:drawing>
+          <wp:inline distT="0" distB="0" distL="0" distR="0" wp14:anchorId="4AE0493D" wp14:editId="29CC6A3F">
+            <wp:extent cx="3217580" cy="4052621"/>
+            <wp:effectExtent l="0" t="0" r="1905" b="5080"/>
+            <wp:docPr id="4" name="Imagem 4"/>
+            <wp:cNvGraphicFramePr>
+              <a:graphicFrameLocks xmlns:a="http://schemas.openxmlformats.org/drawingml/2006/main" noChangeAspect="1"/>
+            </wp:cNvGraphicFramePr>
+            <a:graphic xmlns:a="http://schemas.openxmlformats.org/drawingml/2006/main">
+              <a:graphicData uri="http://schemas.openxmlformats.org/drawingml/2006/picture">
+                <pic:pic xmlns:pic="http://schemas.openxmlformats.org/drawingml/2006/picture">
+                  <pic:nvPicPr>
+                    <pic:cNvPr id="1" name=""/>
+                    <pic:cNvPicPr/>
+                  </pic:nvPicPr>
+                  <pic:blipFill>
+                    <a:blip r:embed="rId14"/>
+                    <a:stretch>
+                      <a:fillRect/>
+                    </a:stretch>
+                  </pic:blipFill>
+                  <pic:spPr>
+                    <a:xfrm>
+                      <a:off x="0" y="0"/>
+                      <a:ext cx="3236968" cy="4077040"/>
+                    </a:xfrm>
+                    <a:prstGeom prst="rect">
+                      <a:avLst/>
+                    </a:prstGeom>
+                  </pic:spPr>
+                </pic:pic>
+              </a:graphicData>
+            </a:graphic>
+          </wp:inline>
+        </w:drawing>
+      </w:r>
+    </w:p>
+    <w:p>
+      <w:pPr>
+        <w:spacing w:after="160" w:line="259" w:lineRule="auto"/>
         <w:rPr>
           <w:b/>
           <w:bCs/>
           <w:sz w:val="22"/>
           <w:szCs w:val="22"/>
         </w:rPr>
-        <w:t>3</w:t>
-      </w:r>
+      </w:pPr>
       <w:r>
         <w:rPr>
           <w:b/>
@@ -11408,7 +12317,7 @@
           <w:sz w:val="22"/>
           <w:szCs w:val="22"/>
         </w:rPr>
-        <w:t xml:space="preserve"> </w:t>
+        <w:t xml:space="preserve">Cenário </w:t>
       </w:r>
       <w:r>
         <w:rPr>
@@ -11417,7 +12326,7 @@
           <w:sz w:val="22"/>
           <w:szCs w:val="22"/>
         </w:rPr>
-        <w:t>–</w:t>
+        <w:t>3</w:t>
       </w:r>
       <w:r>
         <w:rPr>
@@ -11435,19 +12344,17 @@
           <w:sz w:val="22"/>
           <w:szCs w:val="22"/>
         </w:rPr>
-        <w:t>Carga de documento NFS-e na interface e a realização de uma pergunta</w:t>
-      </w:r>
-    </w:p>
-    <w:p>
-      <w:pPr>
-        <w:spacing w:after="160" w:line="259" w:lineRule="auto"/>
+        <w:t>–</w:t>
+      </w:r>
+      <w:r>
         <w:rPr>
           <w:b/>
           <w:bCs/>
           <w:sz w:val="22"/>
           <w:szCs w:val="22"/>
         </w:rPr>
-      </w:pPr>
+        <w:t xml:space="preserve"> </w:t>
+      </w:r>
       <w:r>
         <w:rPr>
           <w:b/>
@@ -11455,7 +12362,7 @@
           <w:sz w:val="22"/>
           <w:szCs w:val="22"/>
         </w:rPr>
-        <w:t xml:space="preserve">Cenário </w:t>
+        <w:t xml:space="preserve">Carga </w:t>
       </w:r>
       <w:r>
         <w:rPr>
@@ -11464,7 +12371,7 @@
           <w:sz w:val="22"/>
           <w:szCs w:val="22"/>
         </w:rPr>
-        <w:t>4</w:t>
+        <w:t xml:space="preserve">na interface </w:t>
       </w:r>
       <w:r>
         <w:rPr>
@@ -11473,8 +12380,80 @@
           <w:sz w:val="22"/>
           <w:szCs w:val="22"/>
         </w:rPr>
-        <w:t xml:space="preserve"> – Carga de documento </w:t>
-      </w:r>
+        <w:t xml:space="preserve">de </w:t>
+      </w:r>
+      <w:hyperlink r:id="rId15" w:history="1">
+        <w:r>
+          <w:rPr>
+            <w:rStyle w:val="Hyperlink"/>
+            <w:b/>
+            <w:bCs/>
+            <w:sz w:val="22"/>
+            <w:szCs w:val="22"/>
+          </w:rPr>
+          <w:t xml:space="preserve">documento </w:t>
+        </w:r>
+        <w:r>
+          <w:rPr>
+            <w:rStyle w:val="Hyperlink"/>
+            <w:b/>
+            <w:bCs/>
+            <w:sz w:val="22"/>
+            <w:szCs w:val="22"/>
+          </w:rPr>
+          <w:t xml:space="preserve">PDF, de uma </w:t>
+        </w:r>
+        <w:r>
+          <w:rPr>
+            <w:rStyle w:val="Hyperlink"/>
+            <w:b/>
+            <w:bCs/>
+            <w:sz w:val="22"/>
+            <w:szCs w:val="22"/>
+          </w:rPr>
+          <w:t>N</w:t>
+        </w:r>
+        <w:r>
+          <w:rPr>
+            <w:rStyle w:val="Hyperlink"/>
+            <w:b/>
+            <w:bCs/>
+            <w:sz w:val="22"/>
+            <w:szCs w:val="22"/>
+          </w:rPr>
+          <w:t>F</w:t>
+        </w:r>
+        <w:r>
+          <w:rPr>
+            <w:rStyle w:val="Hyperlink"/>
+            <w:b/>
+            <w:bCs/>
+            <w:sz w:val="22"/>
+            <w:szCs w:val="22"/>
+          </w:rPr>
+          <w:t>S</w:t>
+        </w:r>
+        <w:r>
+          <w:rPr>
+            <w:rStyle w:val="Hyperlink"/>
+            <w:b/>
+            <w:bCs/>
+            <w:sz w:val="22"/>
+            <w:szCs w:val="22"/>
+          </w:rPr>
+          <w:t>-e</w:t>
+        </w:r>
+        <w:r>
+          <w:rPr>
+            <w:rStyle w:val="Hyperlink"/>
+            <w:b/>
+            <w:bCs/>
+            <w:sz w:val="22"/>
+            <w:szCs w:val="22"/>
+          </w:rPr>
+          <w:t xml:space="preserve"> da cidade de Salvador</w:t>
+        </w:r>
+      </w:hyperlink>
       <w:r>
         <w:rPr>
           <w:b/>
@@ -11482,7 +12461,7 @@
           <w:sz w:val="22"/>
           <w:szCs w:val="22"/>
         </w:rPr>
-        <w:t>CT</w:t>
+        <w:t xml:space="preserve">, </w:t>
       </w:r>
       <w:r>
         <w:rPr>
@@ -11491,7 +12470,132 @@
           <w:sz w:val="22"/>
           <w:szCs w:val="22"/>
         </w:rPr>
-        <w:t>-e na interface e a realização de uma pergunta</w:t>
+        <w:t>e a realização de uma pergunta</w:t>
+      </w:r>
+      <w:r>
+        <w:rPr>
+          <w:b/>
+          <w:bCs/>
+          <w:sz w:val="22"/>
+          <w:szCs w:val="22"/>
+        </w:rPr>
+        <w:t>.</w:t>
+      </w:r>
+    </w:p>
+    <w:p>
+      <w:pPr>
+        <w:spacing w:after="160" w:line="259" w:lineRule="auto"/>
+        <w:rPr>
+          <w:b/>
+          <w:bCs/>
+          <w:sz w:val="22"/>
+          <w:szCs w:val="22"/>
+        </w:rPr>
+      </w:pPr>
+    </w:p>
+    <w:p>
+      <w:pPr>
+        <w:spacing w:after="160" w:line="259" w:lineRule="auto"/>
+        <w:rPr>
+          <w:b/>
+          <w:bCs/>
+          <w:sz w:val="22"/>
+          <w:szCs w:val="22"/>
+        </w:rPr>
+      </w:pPr>
+      <w:r>
+        <w:rPr>
+          <w:b/>
+          <w:bCs/>
+          <w:sz w:val="22"/>
+          <w:szCs w:val="22"/>
+        </w:rPr>
+        <w:t xml:space="preserve">Cenário </w:t>
+      </w:r>
+      <w:r>
+        <w:rPr>
+          <w:b/>
+          <w:bCs/>
+          <w:sz w:val="22"/>
+          <w:szCs w:val="22"/>
+        </w:rPr>
+        <w:t>4</w:t>
+      </w:r>
+      <w:r>
+        <w:rPr>
+          <w:b/>
+          <w:bCs/>
+          <w:sz w:val="22"/>
+          <w:szCs w:val="22"/>
+        </w:rPr>
+        <w:t xml:space="preserve"> – Carga na interface de </w:t>
+      </w:r>
+      <w:r>
+        <w:rPr>
+          <w:b/>
+          <w:bCs/>
+          <w:sz w:val="22"/>
+          <w:szCs w:val="22"/>
+        </w:rPr>
+        <w:t>imagem,</w:t>
+      </w:r>
+      <w:r>
+        <w:rPr>
+          <w:b/>
+          <w:bCs/>
+          <w:sz w:val="22"/>
+          <w:szCs w:val="22"/>
+        </w:rPr>
+        <w:t xml:space="preserve"> de uma NFS-e da cidade de </w:t>
+      </w:r>
+      <w:r>
+        <w:rPr>
+          <w:b/>
+          <w:bCs/>
+          <w:sz w:val="22"/>
+          <w:szCs w:val="22"/>
+        </w:rPr>
+        <w:t>Curitiba</w:t>
+      </w:r>
+      <w:r>
+        <w:rPr>
+          <w:b/>
+          <w:bCs/>
+          <w:sz w:val="22"/>
+          <w:szCs w:val="22"/>
+        </w:rPr>
+        <w:t>, e a realização de uma pergunta.</w:t>
+      </w:r>
+    </w:p>
+    <w:p>
+      <w:pPr>
+        <w:spacing w:after="160" w:line="259" w:lineRule="auto"/>
+        <w:rPr>
+          <w:b/>
+          <w:bCs/>
+          <w:sz w:val="22"/>
+          <w:szCs w:val="22"/>
+        </w:rPr>
+      </w:pPr>
+    </w:p>
+    <w:p>
+      <w:pPr>
+        <w:spacing w:after="160" w:line="259" w:lineRule="auto"/>
+        <w:rPr>
+          <w:b/>
+          <w:bCs/>
+          <w:sz w:val="22"/>
+          <w:szCs w:val="22"/>
+        </w:rPr>
+      </w:pPr>
+      <w:r>
+        <w:rPr>
+          <w:b/>
+          <w:bCs/>
+          <w:sz w:val="22"/>
+          <w:szCs w:val="22"/>
+        </w:rPr>
+        <w:t>Cenário 4 – Carga de documento CT-e na interface e a realização de uma pergunta</w:t>
       </w:r>
     </w:p>
     <w:p>
@@ -11579,8 +12683,39 @@
           <w:sz w:val="25"/>
           <w:szCs w:val="25"/>
         </w:rPr>
-        <w:t>Ana Paola Zarate Zequita</w:t>
-      </w:r>
+        <w:t xml:space="preserve">Ana Paola </w:t>
+      </w:r>
+      <w:proofErr w:type="spellStart"/>
+      <w:r>
+        <w:rPr>
+          <w:rFonts w:ascii="Roboto" w:eastAsia="Roboto" w:hAnsi="Roboto" w:cs="Roboto"/>
+          <w:color w:val="1F1F1F"/>
+          <w:sz w:val="25"/>
+          <w:szCs w:val="25"/>
+        </w:rPr>
+        <w:t>Zarate</w:t>
+      </w:r>
+      <w:proofErr w:type="spellEnd"/>
+      <w:r>
+        <w:rPr>
+          <w:rFonts w:ascii="Roboto" w:eastAsia="Roboto" w:hAnsi="Roboto" w:cs="Roboto"/>
+          <w:color w:val="1F1F1F"/>
+          <w:sz w:val="25"/>
+          <w:szCs w:val="25"/>
+        </w:rPr>
+        <w:t xml:space="preserve"> </w:t>
+      </w:r>
+      <w:proofErr w:type="spellStart"/>
+      <w:r>
+        <w:rPr>
+          <w:rFonts w:ascii="Roboto" w:eastAsia="Roboto" w:hAnsi="Roboto" w:cs="Roboto"/>
+          <w:color w:val="1F1F1F"/>
+          <w:sz w:val="25"/>
+          <w:szCs w:val="25"/>
+        </w:rPr>
+        <w:t>Zequita</w:t>
+      </w:r>
+      <w:proofErr w:type="spellEnd"/>
     </w:p>
     <w:p>
       <w:pPr>
@@ -11635,8 +12770,19 @@
           <w:sz w:val="25"/>
           <w:szCs w:val="25"/>
         </w:rPr>
-        <w:t>Aurélio Marques Morbeck</w:t>
-      </w:r>
+        <w:t xml:space="preserve">Aurélio Marques </w:t>
+      </w:r>
+      <w:proofErr w:type="spellStart"/>
+      <w:r>
+        <w:rPr>
+          <w:rFonts w:ascii="Roboto" w:eastAsia="Roboto" w:hAnsi="Roboto" w:cs="Roboto"/>
+          <w:color w:val="1F1F1F"/>
+          <w:sz w:val="25"/>
+          <w:szCs w:val="25"/>
+        </w:rPr>
+        <w:t>Morbeck</w:t>
+      </w:r>
+      <w:proofErr w:type="spellEnd"/>
     </w:p>
     <w:p>
       <w:pPr>
@@ -11714,6 +12860,7 @@
           <w:szCs w:val="25"/>
         </w:rPr>
       </w:pPr>
+      <w:proofErr w:type="spellStart"/>
       <w:r>
         <w:rPr>
           <w:rFonts w:ascii="Roboto" w:eastAsia="Roboto" w:hAnsi="Roboto" w:cs="Roboto"/>
@@ -11721,7 +12868,17 @@
           <w:sz w:val="25"/>
           <w:szCs w:val="25"/>
         </w:rPr>
-        <w:t>Lorrane da F C Santos Santana</w:t>
+        <w:t>Lorrane</w:t>
+      </w:r>
+      <w:proofErr w:type="spellEnd"/>
+      <w:r>
+        <w:rPr>
+          <w:rFonts w:ascii="Roboto" w:eastAsia="Roboto" w:hAnsi="Roboto" w:cs="Roboto"/>
+          <w:color w:val="1F1F1F"/>
+          <w:sz w:val="25"/>
+          <w:szCs w:val="25"/>
+        </w:rPr>
+        <w:t xml:space="preserve"> da F C Santos Santana</w:t>
       </w:r>
     </w:p>
     <w:p>
@@ -11827,6 +12984,7 @@
       </w:pPr>
       <w:bookmarkStart w:id="9" w:name="_heading=h.j3ylhjctntwi" w:colFirst="0" w:colLast="0"/>
       <w:bookmarkEnd w:id="9"/>
+      <w:proofErr w:type="spellStart"/>
       <w:r>
         <w:rPr>
           <w:rFonts w:ascii="Roboto" w:eastAsia="Roboto" w:hAnsi="Roboto" w:cs="Roboto"/>
@@ -11834,12 +12992,22 @@
           <w:sz w:val="25"/>
           <w:szCs w:val="25"/>
         </w:rPr>
-        <w:t>Walison Carlos da Silva</w:t>
+        <w:t>Walison</w:t>
+      </w:r>
+      <w:proofErr w:type="spellEnd"/>
+      <w:r>
+        <w:rPr>
+          <w:rFonts w:ascii="Roboto" w:eastAsia="Roboto" w:hAnsi="Roboto" w:cs="Roboto"/>
+          <w:color w:val="1F1F1F"/>
+          <w:sz w:val="25"/>
+          <w:szCs w:val="25"/>
+        </w:rPr>
+        <w:t xml:space="preserve"> Carlos da Silva</w:t>
       </w:r>
     </w:p>
     <w:sectPr>
-      <w:headerReference w:type="default" r:id="rId11"/>
-      <w:footerReference w:type="default" r:id="rId12"/>
+      <w:headerReference w:type="default" r:id="rId16"/>
+      <w:footerReference w:type="default" r:id="rId17"/>
       <w:pgSz w:w="11906" w:h="16838"/>
       <w:pgMar w:top="1417" w:right="1701" w:bottom="1417" w:left="1701" w:header="708" w:footer="708" w:gutter="0"/>
       <w:pgNumType w:start="1"/>
@@ -16565,6 +17733,7 @@
   <w:style w:type="paragraph" w:default="1" w:styleId="Normal">
     <w:name w:val="Normal"/>
     <w:qFormat/>
+    <w:rsid w:val="00765978"/>
   </w:style>
   <w:style w:type="paragraph" w:styleId="Ttulo1">
     <w:name w:val="heading 1"/>
@@ -17451,6 +18620,41 @@
       <w:tblStyleColBandSize w:val="1"/>
     </w:tblPr>
   </w:style>
+  <w:style w:type="character" w:styleId="Hyperlink">
+    <w:name w:val="Hyperlink"/>
+    <w:basedOn w:val="Fontepargpadro"/>
+    <w:uiPriority w:val="99"/>
+    <w:unhideWhenUsed/>
+    <w:rsid w:val="007A013B"/>
+    <w:rPr>
+      <w:color w:val="0563C1" w:themeColor="hyperlink"/>
+      <w:u w:val="single"/>
+    </w:rPr>
+  </w:style>
+  <w:style w:type="character" w:styleId="MenoPendente">
+    <w:name w:val="Unresolved Mention"/>
+    <w:basedOn w:val="Fontepargpadro"/>
+    <w:uiPriority w:val="99"/>
+    <w:semiHidden/>
+    <w:unhideWhenUsed/>
+    <w:rsid w:val="007A013B"/>
+    <w:rPr>
+      <w:color w:val="605E5C"/>
+      <w:shd w:val="clear" w:color="auto" w:fill="E1DFDD"/>
+    </w:rPr>
+  </w:style>
+  <w:style w:type="character" w:styleId="HiperlinkVisitado">
+    <w:name w:val="FollowedHyperlink"/>
+    <w:basedOn w:val="Fontepargpadro"/>
+    <w:uiPriority w:val="99"/>
+    <w:semiHidden/>
+    <w:unhideWhenUsed/>
+    <w:rsid w:val="00765978"/>
+    <w:rPr>
+      <w:color w:val="954F72" w:themeColor="followedHyperlink"/>
+      <w:u w:val="single"/>
+    </w:rPr>
+  </w:style>
 </w:styles>
 </file>
 
